--- a/corpus/synthetic/vml-textbox__005.docx
+++ b/corpus/synthetic/vml-textbox__005.docx
@@ -3,6 +3,13 @@
 <w:document xmlns:w="http://schemas.openxmlformats.org/wordprocessingml/2006/main" xmlns:r="http://schemas.openxmlformats.org/officeDocument/2006/relationships" xmlns:wp="http://schemas.openxmlformats.org/drawingml/2006/wordprocessingDrawing" xmlns:a="http://schemas.openxmlformats.org/drawingml/2006/main" xmlns:pic="http://schemas.openxmlformats.org/drawingml/2006/picture" xmlns:m="http://schemas.openxmlformats.org/officeDocument/2006/math">
   <w:body>
     <w:p>
+      <w:pPr>
+        <w:numPr>
+          <w:ilvl w:val="1"/>
+          <w:numId w:val="20"/>
+        </w:numPr>
+        <w:ind w:left="537" w:hanging="301"/>
+      </w:pPr>
       <w:r>
         <w:pict>
           <v:shape xmlns:v="urn:schemas-microsoft-com:vml" id="s1" type="#_x0000_t202" style="position:absolute;margin-left:380.75pt;margin-top:103.2pt;width:207pt;height:54pt">
@@ -10,13 +17,16 @@
               <w:txbxContent>
                 <w:p>
                   <w:r>
-                    <w:t>Editable</w:t>
+                    <w:t>$918,600</w:t>
                   </w:r>
                 </w:p>
               </w:txbxContent>
             </v:textbox>
           </v:shape>
         </w:pict>
+      </w:r>
+      <w:r>
+        <w:t>Total Amount Requested:</w:t>
       </w:r>
     </w:p>
     <w:sectPr>
@@ -25,6 +35,24 @@
     </w:sectPr>
   </w:body>
 </w:document>
+</file>
+
+<file path=word/numbering.xml><?xml version="1.0" encoding="utf-8"?>
+<w:numbering xmlns:w="http://schemas.openxmlformats.org/wordprocessingml/2006/main">
+  <w:abstractNum w:abstractNumId="0">
+    <w:lvl w:ilvl="1">
+      <w:start w:val="1"/>
+      <w:numFmt w:val="lowerLetter"/>
+      <w:lvlText w:val="(%2)"/>
+      <w:pPr>
+        <w:ind w:left="564" w:hanging="328"/>
+      </w:pPr>
+    </w:lvl>
+  </w:abstractNum>
+  <w:num w:numId="20">
+    <w:abstractNumId w:val="0"/>
+  </w:num>
+</w:numbering>
 </file>
 
 <file path=word/styles.xml><?xml version="1.0" encoding="utf-8"?>
